--- a/MCP.docx
+++ b/MCP.docx
@@ -658,15 +658,46 @@
         <w:spacing w:line="240" w:lineRule="auto"/>
       </w:pPr>
       <w:r>
+        <w:t>- disable_region - disable a region</w:t>
+        <w:br/>
+        <w:t>- region_config_changed - tell the service a region's .ini was edited on disk</w:t>
+        <w:br/>
+        <w:t>- freeze_region</w:t>
+      </w:r>
+      <w:proofErr w:type="spellStart"/>
+      <w:r/>
+      <w:proofErr w:type="spellEnd"/>
+      <w:r>
+        <w:t xml:space="preserve"> — freeze a region</w:t>
+      </w:r>
+    </w:p>
+    <w:p>
+      <w:pPr>
+        <w:spacing w:line="240" w:lineRule="auto"/>
+      </w:pPr>
+      <w:r>
         <w:t xml:space="preserve">- </w:t>
       </w:r>
       <w:proofErr w:type="spellStart"/>
       <w:r>
-        <w:t>freeze_region</w:t>
-      </w:r>
-      <w:proofErr w:type="spellEnd"/>
-      <w:r>
-        <w:t xml:space="preserve"> — freeze a region</w:t>
+        <w:t>thaw_region</w:t>
+      </w:r>
+      <w:proofErr w:type="spellEnd"/>
+      <w:r>
+        <w:t xml:space="preserve"> — thaw (unfreeze) a region</w:t>
+      </w:r>
+    </w:p>
+    <w:p>
+      <w:pPr>
+        <w:spacing w:line="240" w:lineRule="auto"/>
+      </w:pPr>
+    </w:p>
+    <w:p>
+      <w:pPr>
+        <w:spacing w:line="240" w:lineRule="auto"/>
+      </w:pPr>
+      <w:r>
+        <w:t>Backups</w:t>
       </w:r>
     </w:p>
     <w:p>
@@ -678,24 +709,11 @@
       </w:r>
       <w:proofErr w:type="spellStart"/>
       <w:r>
-        <w:t>thaw_region</w:t>
-      </w:r>
-      <w:proofErr w:type="spellEnd"/>
-      <w:r>
-        <w:t xml:space="preserve"> — thaw (unfreeze) a region</w:t>
-      </w:r>
-    </w:p>
-    <w:p>
-      <w:pPr>
-        <w:spacing w:line="240" w:lineRule="auto"/>
-      </w:pPr>
-    </w:p>
-    <w:p>
-      <w:pPr>
-        <w:spacing w:line="240" w:lineRule="auto"/>
-      </w:pPr>
-      <w:r>
-        <w:t>Backups</w:t>
+        <w:t>save_oar</w:t>
+      </w:r>
+      <w:proofErr w:type="spellEnd"/>
+      <w:r>
+        <w:t xml:space="preserve"> — save an OAR (region archive)</w:t>
       </w:r>
     </w:p>
     <w:p>
@@ -707,11 +725,11 @@
       </w:r>
       <w:proofErr w:type="spellStart"/>
       <w:r>
-        <w:t>save_oar</w:t>
-      </w:r>
-      <w:proofErr w:type="spellEnd"/>
-      <w:r>
-        <w:t xml:space="preserve"> — save an OAR (region archive)</w:t>
+        <w:t>save_iar</w:t>
+      </w:r>
+      <w:proofErr w:type="spellEnd"/>
+      <w:r>
+        <w:t xml:space="preserve"> — save an IAR (inventory archive)</w:t>
       </w:r>
     </w:p>
     <w:p>
@@ -723,11 +741,32 @@
       </w:r>
       <w:proofErr w:type="spellStart"/>
       <w:r>
-        <w:t>save_iar</w:t>
-      </w:r>
-      <w:proofErr w:type="spellEnd"/>
-      <w:r>
-        <w:t xml:space="preserve"> — save an IAR (inventory archive)</w:t>
+        <w:t>backup_all</w:t>
+      </w:r>
+      <w:proofErr w:type="spellEnd"/>
+      <w:r>
+        <w:t xml:space="preserve"> — back up everything</w:t>
+      </w:r>
+    </w:p>
+    <w:p>
+      <w:pPr>
+        <w:spacing w:line="240" w:lineRule="auto"/>
+      </w:pPr>
+    </w:p>
+    <w:p>
+      <w:pPr>
+        <w:spacing w:line="240" w:lineRule="auto"/>
+      </w:pPr>
+      <w:r>
+        <w:t>Grid-</w:t>
+      </w:r>
+      <w:proofErr w:type="spellStart"/>
+      <w:r>
+        <w:t>wide</w:t>
+      </w:r>
+      <w:proofErr w:type="spellEnd"/>
+      <w:r>
+        <w:t xml:space="preserve"> services</w:t>
       </w:r>
     </w:p>
     <w:p>
@@ -739,33 +778,33 @@
       </w:r>
       <w:proofErr w:type="spellStart"/>
       <w:r>
-        <w:t>backup_all</w:t>
-      </w:r>
-      <w:proofErr w:type="spellEnd"/>
-      <w:r>
-        <w:t xml:space="preserve"> — back up everything</w:t>
-      </w:r>
-    </w:p>
-    <w:p>
-      <w:pPr>
-        <w:spacing w:line="240" w:lineRule="auto"/>
-      </w:pPr>
-    </w:p>
-    <w:p>
-      <w:pPr>
-        <w:spacing w:line="240" w:lineRule="auto"/>
-      </w:pPr>
-      <w:r>
-        <w:t>Grid-</w:t>
-      </w:r>
-      <w:proofErr w:type="spellStart"/>
-      <w:r>
-        <w:t>wide</w:t>
-      </w:r>
-      <w:proofErr w:type="spellEnd"/>
-      <w:r>
-        <w:t xml:space="preserve"> services</w:t>
-      </w:r>
+        <w:t>start_grid</w:t>
+      </w:r>
+      <w:proofErr w:type="spellEnd"/>
+      <w:r>
+        <w:t xml:space="preserve"> / </w:t>
+      </w:r>
+      <w:proofErr w:type="spellStart"/>
+      <w:r>
+        <w:t>stop_grid</w:t>
+      </w:r>
+      <w:proofErr w:type="spellEnd"/>
+      <w:r>
+        <w:t xml:space="preserve"> / </w:t>
+      </w:r>
+      <w:proofErr w:type="spellStart"/>
+      <w:r>
+        <w:t>restart_all</w:t>
+      </w:r>
+      <w:proofErr w:type="spellEnd"/>
+      <w:r>
+        <w:t xml:space="preserve"> / </w:t>
+      </w:r>
+      <w:proofErr w:type="spellStart"/>
+      <w:r>
+        <w:t>restart_all_full</w:t>
+      </w:r>
+      <w:proofErr w:type="spellEnd"/>
     </w:p>
     <w:p>
       <w:pPr>
@@ -776,7 +815,7 @@
       </w:r>
       <w:proofErr w:type="spellStart"/>
       <w:r>
-        <w:t>start_grid</w:t>
+        <w:t>start_robust</w:t>
       </w:r>
       <w:proofErr w:type="spellEnd"/>
       <w:r>
@@ -784,7 +823,20 @@
       </w:r>
       <w:proofErr w:type="spellStart"/>
       <w:r>
-        <w:t>stop_grid</w:t>
+        <w:t>stop_robust</w:t>
+      </w:r>
+      <w:proofErr w:type="spellEnd"/>
+    </w:p>
+    <w:p>
+      <w:pPr>
+        <w:spacing w:line="240" w:lineRule="auto"/>
+      </w:pPr>
+      <w:r>
+        <w:t xml:space="preserve">- </w:t>
+      </w:r>
+      <w:proofErr w:type="spellStart"/>
+      <w:r>
+        <w:t>start_apache</w:t>
       </w:r>
       <w:proofErr w:type="spellEnd"/>
       <w:r>
@@ -792,7 +844,35 @@
       </w:r>
       <w:proofErr w:type="spellStart"/>
       <w:r>
-        <w:t>restart_all</w:t>
+        <w:t>stop_apache</w:t>
+      </w:r>
+      <w:proofErr w:type="spellEnd"/>
+    </w:p>
+    <w:p>
+      <w:pPr>
+        <w:spacing w:line="240" w:lineRule="auto"/>
+      </w:pPr>
+      <w:r>
+        <w:t>- start_database / stop_database</w:t>
+      </w:r>
+      <w:proofErr w:type="spellStart"/>
+      <w:r/>
+      <w:proofErr w:type="spellEnd"/>
+      <w:r/>
+      <w:proofErr w:type="spellStart"/>
+      <w:r/>
+      <w:proofErr w:type="spellEnd"/>
+    </w:p>
+    <w:p>
+      <w:pPr>
+        <w:spacing w:line="240" w:lineRule="auto"/>
+      </w:pPr>
+      <w:r>
+        <w:t xml:space="preserve">- </w:t>
+      </w:r>
+      <w:proofErr w:type="spellStart"/>
+      <w:r>
+        <w:t>start_icecast</w:t>
       </w:r>
       <w:proofErr w:type="spellEnd"/>
       <w:r>
@@ -800,8 +880,36 @@
       </w:r>
       <w:proofErr w:type="spellStart"/>
       <w:r>
-        <w:t>restart_all_full</w:t>
-      </w:r>
+        <w:t>stop_icecast</w:t>
+      </w:r>
+      <w:proofErr w:type="spellEnd"/>
+    </w:p>
+    <w:p>
+      <w:pPr>
+        <w:spacing w:line="240" w:lineRule="auto"/>
+      </w:pPr>
+    </w:p>
+    <w:p>
+      <w:pPr>
+        <w:spacing w:line="240" w:lineRule="auto"/>
+      </w:pPr>
+      <w:r>
+        <w:t>Windows service management</w:t>
+      </w:r>
+    </w:p>
+    <w:p>
+      <w:pPr>
+        <w:spacing w:line="240" w:lineRule="auto"/>
+      </w:pPr>
+      <w:r>
+        <w:t>- install_dreamgrid_service / delete_dreamgrid_service</w:t>
+      </w:r>
+      <w:proofErr w:type="spellStart"/>
+      <w:r/>
+      <w:proofErr w:type="spellEnd"/>
+      <w:r/>
+      <w:proofErr w:type="spellStart"/>
+      <w:r/>
       <w:proofErr w:type="spellEnd"/>
     </w:p>
     <w:p>
@@ -813,7 +921,7 @@
       </w:r>
       <w:proofErr w:type="spellStart"/>
       <w:r>
-        <w:t>start_robust</w:t>
+        <w:t>start_dreamgrid_service</w:t>
       </w:r>
       <w:proofErr w:type="spellEnd"/>
       <w:r>
@@ -821,7 +929,25 @@
       </w:r>
       <w:proofErr w:type="spellStart"/>
       <w:r>
-        <w:t>stop_robust</w:t>
+        <w:t>stop_dreamgrid_service</w:t>
+      </w:r>
+      <w:proofErr w:type="spellEnd"/>
+    </w:p>
+    <w:p>
+      <w:pPr>
+        <w:spacing w:line="240" w:lineRule="auto"/>
+      </w:pPr>
+    </w:p>
+    <w:p>
+      <w:pPr>
+        <w:spacing w:line="240" w:lineRule="auto"/>
+      </w:pPr>
+      <w:r>
+        <w:t>Host/</w:t>
+      </w:r>
+      <w:proofErr w:type="spellStart"/>
+      <w:r>
+        <w:t>misc</w:t>
       </w:r>
       <w:proofErr w:type="spellEnd"/>
     </w:p>
@@ -834,17 +960,20 @@
       </w:r>
       <w:proofErr w:type="spellStart"/>
       <w:r>
-        <w:t>start_apache</w:t>
-      </w:r>
-      <w:proofErr w:type="spellEnd"/>
-      <w:r>
-        <w:t xml:space="preserve"> / </w:t>
-      </w:r>
-      <w:proofErr w:type="spellStart"/>
-      <w:r>
-        <w:t>stop_apache</w:t>
-      </w:r>
-      <w:proofErr w:type="spellEnd"/>
+        <w:t>reboot_host</w:t>
+      </w:r>
+      <w:proofErr w:type="spellEnd"/>
+      <w:r>
+        <w:t xml:space="preserve"> — reboot the machine</w:t>
+      </w:r>
+    </w:p>
+    <w:p>
+      <w:pPr>
+        <w:spacing w:line="240" w:lineRule="auto"/>
+      </w:pPr>
+      <w:r>
+        <w:t>- speak — text-to-speech</w:t>
+      </w:r>
     </w:p>
     <w:p>
       <w:pPr>
@@ -855,154 +984,17 @@
       </w:r>
       <w:proofErr w:type="spellStart"/>
       <w:r>
-        <w:t>start_mysql</w:t>
-      </w:r>
-      <w:proofErr w:type="spellEnd"/>
-      <w:r>
-        <w:t xml:space="preserve"> / </w:t>
-      </w:r>
-      <w:proofErr w:type="spellStart"/>
-      <w:r>
-        <w:t>stop_mysql</w:t>
-      </w:r>
-      <w:proofErr w:type="spellEnd"/>
-    </w:p>
-    <w:p>
-      <w:pPr>
-        <w:spacing w:line="240" w:lineRule="auto"/>
-      </w:pPr>
-      <w:r>
-        <w:t xml:space="preserve">- </w:t>
-      </w:r>
-      <w:proofErr w:type="spellStart"/>
-      <w:r>
-        <w:t>start_icecast</w:t>
-      </w:r>
-      <w:proofErr w:type="spellEnd"/>
-      <w:r>
-        <w:t xml:space="preserve"> / </w:t>
-      </w:r>
-      <w:proofErr w:type="spellStart"/>
-      <w:r>
-        <w:t>stop_icecast</w:t>
-      </w:r>
-      <w:proofErr w:type="spellEnd"/>
-    </w:p>
-    <w:p>
-      <w:pPr>
-        <w:spacing w:line="240" w:lineRule="auto"/>
-      </w:pPr>
-    </w:p>
-    <w:p>
-      <w:pPr>
-        <w:spacing w:line="240" w:lineRule="auto"/>
-      </w:pPr>
-      <w:r>
-        <w:t>Windows service management</w:t>
-      </w:r>
-    </w:p>
-    <w:p>
-      <w:pPr>
-        <w:spacing w:line="240" w:lineRule="auto"/>
-      </w:pPr>
-      <w:r>
-        <w:t xml:space="preserve">- </w:t>
-      </w:r>
-      <w:proofErr w:type="spellStart"/>
-      <w:r>
-        <w:t>install_dreamgrid_service</w:t>
-      </w:r>
-      <w:proofErr w:type="spellEnd"/>
-      <w:r>
-        <w:t xml:space="preserve"> / </w:t>
-      </w:r>
-      <w:proofErr w:type="spellStart"/>
-      <w:r>
-        <w:t>delete_dreamgr</w:t>
-      </w:r>
-      <w:proofErr w:type="spellEnd"/>
-    </w:p>
-    <w:p>
-      <w:pPr>
-        <w:spacing w:line="240" w:lineRule="auto"/>
-      </w:pPr>
-      <w:r>
-        <w:t xml:space="preserve">- </w:t>
-      </w:r>
-      <w:proofErr w:type="spellStart"/>
-      <w:r>
-        <w:t>start_dreamgrid_service</w:t>
-      </w:r>
-      <w:proofErr w:type="spellEnd"/>
-      <w:r>
-        <w:t xml:space="preserve"> / </w:t>
-      </w:r>
-      <w:proofErr w:type="spellStart"/>
-      <w:r>
-        <w:t>stop_dreamgrid_service</w:t>
-      </w:r>
-      <w:proofErr w:type="spellEnd"/>
-    </w:p>
-    <w:p>
-      <w:pPr>
-        <w:spacing w:line="240" w:lineRule="auto"/>
-      </w:pPr>
-    </w:p>
-    <w:p>
-      <w:pPr>
-        <w:spacing w:line="240" w:lineRule="auto"/>
-      </w:pPr>
-      <w:r>
-        <w:t>Host/</w:t>
-      </w:r>
-      <w:proofErr w:type="spellStart"/>
-      <w:r>
-        <w:t>misc</w:t>
-      </w:r>
-      <w:proofErr w:type="spellEnd"/>
-    </w:p>
-    <w:p>
-      <w:pPr>
-        <w:spacing w:line="240" w:lineRule="auto"/>
-      </w:pPr>
-      <w:r>
-        <w:t xml:space="preserve">- </w:t>
-      </w:r>
-      <w:proofErr w:type="spellStart"/>
-      <w:r>
-        <w:t>reboot_host</w:t>
-      </w:r>
-      <w:proofErr w:type="spellEnd"/>
-      <w:r>
-        <w:t xml:space="preserve"> — reboot the machine</w:t>
-      </w:r>
-    </w:p>
-    <w:p>
-      <w:pPr>
-        <w:spacing w:line="240" w:lineRule="auto"/>
-      </w:pPr>
-      <w:r>
-        <w:t>- speak — text-to-speech</w:t>
-      </w:r>
-    </w:p>
-    <w:p>
-      <w:pPr>
-        <w:spacing w:line="240" w:lineRule="auto"/>
-      </w:pPr>
-      <w:r>
-        <w:t xml:space="preserve">- </w:t>
-      </w:r>
-      <w:proofErr w:type="spellStart"/>
-      <w:r>
         <w:t>speak_to_file</w:t>
       </w:r>
       <w:proofErr w:type="spellEnd"/>
       <w:r>
-        <w:t xml:space="preserve"> — text-to-speech saved to fi</w:t>
-      </w:r>
-      <w:r>
-        <w:t>le, reports back the URL.</w:t>
-      </w:r>
+        <w:t xml:space="preserve"> — text-to-speech saved to file, reports back the URL.</w:t>
+        <w:br/>
+        <w:t>- list_voices - list the SAPI5 voices installed on the host</w:t>
+        <w:br/>
+        <w:t>- read_logs - read and summarise the DreamGrid/region log files</w:t>
+      </w:r>
+      <w:r/>
     </w:p>
     <w:p>
       <w:pPr>
@@ -2383,24 +2375,20 @@
       </w:pPr>
       <w:proofErr w:type="spellStart"/>
       <w:r>
-        <w:t>start_mysql</w:t>
-      </w:r>
-      <w:proofErr w:type="spellEnd"/>
-      <w:r>
-        <w:t xml:space="preserve"> / </w:t>
-      </w:r>
-      <w:proofErr w:type="spellStart"/>
-      <w:r>
-        <w:t>stop_mysql</w:t>
-      </w:r>
-      <w:proofErr w:type="spellEnd"/>
-    </w:p>
-    <w:p>
-      <w:pPr>
-        <w:spacing w:line="240" w:lineRule="auto"/>
-      </w:pPr>
-      <w:r>
-        <w:t>    Starts or stops the MySQL service.</w:t>
+        <w:t>start_database / stop_database</w:t>
+      </w:r>
+      <w:proofErr w:type="spellEnd"/>
+      <w:r/>
+      <w:proofErr w:type="spellStart"/>
+      <w:r/>
+      <w:proofErr w:type="spellEnd"/>
+    </w:p>
+    <w:p>
+      <w:pPr>
+        <w:spacing w:line="240" w:lineRule="auto"/>
+      </w:pPr>
+      <w:r>
+        <w:t xml:space="preserve">    Starts or stops the active database engine (MySQL or MariaDb, per the Database settings switch).</w:t>
       </w:r>
     </w:p>
     <w:p>

--- a/MCP.docx
+++ b/MCP.docx
@@ -1258,47 +1258,95 @@
         <w:spacing w:line="240" w:lineRule="auto"/>
       </w:pPr>
       <w:r>
-        <w:t>- No password is required to list tools or call the read-only ones  (</w:t>
-      </w:r>
-      <w:proofErr w:type="spellStart"/>
-      <w:r>
-        <w:t>region_status</w:t>
-      </w:r>
-      <w:proofErr w:type="spellEnd"/>
-      <w:r>
-        <w:t xml:space="preserve">, </w:t>
-      </w:r>
-      <w:proofErr w:type="spellStart"/>
-      <w:r>
-        <w:t>region_list</w:t>
-      </w:r>
-      <w:proofErr w:type="spellEnd"/>
-      <w:r>
-        <w:t xml:space="preserve">). </w:t>
-      </w:r>
-    </w:p>
-    <w:p>
-      <w:pPr>
-        <w:spacing w:line="240" w:lineRule="auto"/>
-      </w:pPr>
-      <w:r>
-        <w:t xml:space="preserve">State-changing tools (starting or  stopping regions/services) are gated the same way the classic  DreamGrid web API </w:t>
+        <w:t xml:space="preserve">- Listing the tools needs no password. Every tool call needs one: pass "avatar" and "password" with each call. This is true for the read-only tools as well (region_status, region_list, read_logs, list_voices) and for speech.</w:t>
+      </w:r>
+      <w:proofErr w:type="spellStart"/>
+      <w:r>
+        <w:t/>
+      </w:r>
+      <w:proofErr w:type="spellEnd"/>
+      <w:r>
+        <w:t xml:space="preserve"/>
+      </w:r>
+      <w:proofErr w:type="spellStart"/>
+      <w:r>
+        <w:t/>
+      </w:r>
+      <w:proofErr w:type="spellEnd"/>
+      <w:r>
+        <w:t xml:space="preserve"/>
+      </w:r>
+    </w:p>
+    <w:p>
+      <w:pPr>
+        <w:spacing w:line="240" w:lineRule="auto"/>
+      </w:pPr>
+      <w:r>
+        <w:t xml:space="preserve">- The avatar must be a grid administrator: user level 200 or more. Use that avatar’s own name and login password. The grid’s MachineHash is no longer accepted on /mcp. A call with no name and password, or from an avatar below level 200, is rejected ("NAK ... needs 'avatar' and 'password' of a grid administrator (user level 200 or more)").</w:t>
       </w:r>
       <w:proofErr w:type="gramStart"/>
       <w:r>
-        <w:t>is:</w:t>
+        <w:t/>
       </w:r>
       <w:proofErr w:type="gramEnd"/>
       <w:r>
-        <w:t xml:space="preserve"> pass "avatar" and "password" arguments, where  "password" can be the grid's </w:t>
-      </w:r>
-      <w:proofErr w:type="spellStart"/>
-      <w:r>
-        <w:t>MachineHash</w:t>
-      </w:r>
-      <w:proofErr w:type="spellEnd"/>
-      <w:r>
-        <w:t xml:space="preserve"> (found in  OutworldzFiles\Settings.ini) for full admin access, or a normal  avatar name/password for a lower permission level. Omitting both  simply means the call gets rejected ("NAK You do not have  permission...") rather than silently succeeding.</w:t>
+        <w:t xml:space="preserve"/>
+      </w:r>
+      <w:proofErr w:type="spellStart"/>
+      <w:r>
+        <w:t/>
+      </w:r>
+      <w:proofErr w:type="spellEnd"/>
+      <w:r>
+        <w:t xml:space="preserve"/>
+      </w:r>
+    </w:p>
+    <w:p>
+      <w:pPr>
+        <w:spacing w:line="240" w:lineRule="auto"/>
+      </w:pPr>
+      <w:r>
+        <w:t xml:space="preserve">- Five wrong passwords for one avatar name within 10 minutes lock that name for 10 minutes. The lock is written to the DreamGrid error log.</w:t>
+      </w:r>
+      <w:proofErr w:type="gramStart"/>
+      <w:r>
+        <w:t/>
+      </w:r>
+      <w:proofErr w:type="gramEnd"/>
+      <w:r>
+        <w:t xml:space="preserve"/>
+      </w:r>
+      <w:proofErr w:type="spellStart"/>
+      <w:r>
+        <w:t/>
+      </w:r>
+      <w:proofErr w:type="spellEnd"/>
+      <w:r>
+        <w:t xml:space="preserve"/>
+      </w:r>
+    </w:p>
+    <w:p>
+      <w:pPr>
+        <w:spacing w:line="240" w:lineRule="auto"/>
+      </w:pPr>
+      <w:r>
+        <w:t xml:space="preserve">- Tell Claude which avatar name and password to use. It sends them with each call.</w:t>
+      </w:r>
+      <w:proofErr w:type="gramStart"/>
+      <w:r>
+        <w:t/>
+      </w:r>
+      <w:proofErr w:type="gramEnd"/>
+      <w:r>
+        <w:t xml:space="preserve"/>
+      </w:r>
+      <w:proofErr w:type="spellStart"/>
+      <w:r>
+        <w:t/>
+      </w:r>
+      <w:proofErr w:type="spellEnd"/>
+      <w:r>
+        <w:t xml:space="preserve"/>
       </w:r>
     </w:p>
     <w:p>
@@ -1419,6 +1467,14 @@
         <w:spacing w:line="240" w:lineRule="auto"/>
       </w:pPr>
       <w:r>
+        <w:t xml:space="preserve">      avatar, password (required) - the name and password of a grid administrator.</w:t>
+      </w:r>
+    </w:p>
+    <w:p>
+      <w:pPr>
+        <w:spacing w:line="240" w:lineRule="auto"/>
+      </w:pPr>
+      <w:r>
         <w:t>      sex      (optional) - "M" or "F" to force a male or female voice for the whole request.</w:t>
       </w:r>
       <w:r>
@@ -1462,7 +1518,7 @@
         <w:br w:type="page"/>
       </w:r>
       <w:r>
-        <w:t>    Arguments: same as "speak" (text required; voice and sex  optional).</w:t>
+        <w:t xml:space="preserve">    Arguments: same as "speak" (text, avatar and password required; voice and sex optional).</w:t>
       </w:r>
     </w:p>
     <w:p>
@@ -1485,20 +1541,20 @@
         <w:rPr>
           <w:rFonts w:eastAsia="Times New Roman"/>
         </w:rPr>
-        <w:t xml:space="preserve">REGION </w:t>
+        <w:t xml:space="preserve">REGION INFORMATION (read-only - needs avatar/password)</w:t>
       </w:r>
       <w:r>
         <w:rPr>
           <w:rStyle w:val="Heading3Char"/>
           <w:rFonts w:ascii="Verdana" w:eastAsia="Times New Roman" w:hAnsi="Verdana"/>
         </w:rPr>
-        <w:t>INFORMATION</w:t>
+        <w:t/>
       </w:r>
       <w:r>
         <w:rPr>
           <w:rFonts w:eastAsia="Times New Roman"/>
         </w:rPr>
-        <w:t xml:space="preserve"> (read-only, no password needed)</w:t>
+        <w:t xml:space="preserve"/>
       </w:r>
     </w:p>
     <w:p>
@@ -1548,23 +1604,23 @@
         <w:spacing w:line="240" w:lineRule="auto"/>
       </w:pPr>
       <w:r>
-        <w:t xml:space="preserve">    Arguments: </w:t>
-      </w:r>
-      <w:proofErr w:type="spellStart"/>
-      <w:r>
-        <w:t>region_name</w:t>
-      </w:r>
-      <w:proofErr w:type="spellEnd"/>
-      <w:r>
-        <w:t xml:space="preserve"> OR </w:t>
-      </w:r>
-      <w:proofErr w:type="spellStart"/>
-      <w:r>
-        <w:t>region_uuid</w:t>
-      </w:r>
-      <w:proofErr w:type="spellEnd"/>
-      <w:r>
-        <w:t xml:space="preserve"> (one required).</w:t>
+        <w:t xml:space="preserve">    Arguments: region_name OR region_uuid (one required), avatar, password.</w:t>
+      </w:r>
+      <w:proofErr w:type="spellStart"/>
+      <w:r>
+        <w:t/>
+      </w:r>
+      <w:proofErr w:type="spellEnd"/>
+      <w:r>
+        <w:t xml:space="preserve"/>
+      </w:r>
+      <w:proofErr w:type="spellStart"/>
+      <w:r>
+        <w:t/>
+      </w:r>
+      <w:proofErr w:type="spellEnd"/>
+      <w:r>
+        <w:t xml:space="preserve"/>
       </w:r>
     </w:p>
     <w:p>
@@ -1620,7 +1676,7 @@
         <w:spacing w:line="240" w:lineRule="auto"/>
       </w:pPr>
       <w:r>
-        <w:t>    Arguments (all optional):</w:t>
+        <w:t xml:space="preserve">    Arguments (avatar and password are required; the rest are optional):</w:t>
       </w:r>
     </w:p>
     <w:p>
@@ -2701,39 +2757,39 @@
         <w:spacing w:line="240" w:lineRule="auto"/>
       </w:pPr>
       <w:r>
-        <w:t>      -</w:t>
+        <w:t xml:space="preserve">      -d "{\"jsonrpc\":\"2.0\",\"id\":2,\"method\":\"tools/call\",\"params\":{\"name\":\"region_status\",\"arguments\":{\"region_name\":\"A\",\"avatar\":\"First Last\",\"password\":\"&lt;password&gt;\"}}}"</w:t>
       </w:r>
       <w:proofErr w:type="gramStart"/>
       <w:r>
-        <w:t>d "{</w:t>
+        <w:t/>
       </w:r>
       <w:proofErr w:type="gramEnd"/>
       <w:r>
-        <w:t>\"jsonrpc\":\"2.0\",\"id\":2,\"method\":\"tools/call\",\"params\</w:t>
+        <w:t/>
       </w:r>
       <w:proofErr w:type="gramStart"/>
       <w:r>
-        <w:t>":{</w:t>
+        <w:t/>
       </w:r>
       <w:proofErr w:type="gramEnd"/>
       <w:r>
-        <w:t>\"name\":\"region_status\",\"arguments\</w:t>
+        <w:t/>
       </w:r>
       <w:proofErr w:type="gramStart"/>
       <w:r>
-        <w:t>":{</w:t>
+        <w:t/>
       </w:r>
       <w:proofErr w:type="gramEnd"/>
       <w:r>
-        <w:t>\"region_name\":\"A</w:t>
+        <w:t/>
       </w:r>
       <w:proofErr w:type="gramStart"/>
       <w:r>
-        <w:t>\"}}}</w:t>
+        <w:t/>
       </w:r>
       <w:proofErr w:type="gramEnd"/>
       <w:r>
-        <w:t>"</w:t>
+        <w:t/>
       </w:r>
     </w:p>
     <w:p>
@@ -2789,56 +2845,56 @@
         <w:spacing w:line="240" w:lineRule="auto"/>
       </w:pPr>
       <w:r>
-        <w:t>      -d "{\"jsonrpc\":\"2.0\",\"id\":3,\"method\":\"tools/call\",\"params\":{\"name\":\"speak\",\"arguments\":{\"text\":\"Hello from DreamGrid\",\"sex\":\"M\"}}}"</w:t>
-      </w:r>
-    </w:p>
-    <w:p>
-      <w:pPr>
-        <w:spacing w:line="240" w:lineRule="auto"/>
-      </w:pPr>
-      <w:r>
-        <w:t> </w:t>
-      </w:r>
-    </w:p>
-    <w:p>
-      <w:pPr>
-        <w:spacing w:line="240" w:lineRule="auto"/>
-      </w:pPr>
-      <w:r>
-        <w:t xml:space="preserve">Thaw a suspended region (requires the grid's </w:t>
-      </w:r>
-      <w:proofErr w:type="spellStart"/>
-      <w:r>
-        <w:t>MachineHash</w:t>
-      </w:r>
-      <w:proofErr w:type="spellEnd"/>
-      <w:r>
-        <w:t xml:space="preserve"> from</w:t>
-      </w:r>
-      <w:r>
-        <w:t xml:space="preserve"> </w:t>
-      </w:r>
-      <w:r>
-        <w:t>Settings.ini as the password)</w:t>
-      </w:r>
-      <w:r>
-        <w:t xml:space="preserve"> or an </w:t>
-      </w:r>
-      <w:proofErr w:type="spellStart"/>
-      <w:r>
-        <w:t>abatar</w:t>
-      </w:r>
-      <w:proofErr w:type="spellEnd"/>
-      <w:r>
-        <w:t xml:space="preserve"> name and </w:t>
-      </w:r>
-      <w:proofErr w:type="spellStart"/>
-      <w:r>
-        <w:t>passeord</w:t>
-      </w:r>
-      <w:proofErr w:type="spellEnd"/>
-      <w:r>
-        <w:t xml:space="preserve"> with High level permissions in the User settings.</w:t>
+        <w:t xml:space="preserve">      -d "{\"jsonrpc\":\"2.0\",\"id\":3,\"method\":\"tools/call\",\"params\":{\"name\":\"speak\",\"arguments\":{\"text\":\"Hello from DreamGrid\",\"sex\":\"M\",\"avatar\":\"First Last\",\"password\":\"&lt;password&gt;\"}}}"</w:t>
+      </w:r>
+    </w:p>
+    <w:p>
+      <w:pPr>
+        <w:spacing w:line="240" w:lineRule="auto"/>
+      </w:pPr>
+      <w:r>
+        <w:t> </w:t>
+      </w:r>
+    </w:p>
+    <w:p>
+      <w:pPr>
+        <w:spacing w:line="240" w:lineRule="auto"/>
+      </w:pPr>
+      <w:r>
+        <w:t xml:space="preserve">Thaw a suspended region. Like every call, it needs the name and password of a grid administrator (user level 200 or more):</w:t>
+      </w:r>
+      <w:proofErr w:type="spellStart"/>
+      <w:r>
+        <w:t/>
+      </w:r>
+      <w:proofErr w:type="spellEnd"/>
+      <w:r>
+        <w:t xml:space="preserve"/>
+      </w:r>
+      <w:r>
+        <w:t xml:space="preserve"/>
+      </w:r>
+      <w:r>
+        <w:t/>
+      </w:r>
+      <w:r>
+        <w:t xml:space="preserve"/>
+      </w:r>
+      <w:proofErr w:type="spellStart"/>
+      <w:r>
+        <w:t/>
+      </w:r>
+      <w:proofErr w:type="spellEnd"/>
+      <w:r>
+        <w:t xml:space="preserve"/>
+      </w:r>
+      <w:proofErr w:type="spellStart"/>
+      <w:r>
+        <w:t/>
+      </w:r>
+      <w:proofErr w:type="spellEnd"/>
+      <w:r>
+        <w:t xml:space="preserve"/>
       </w:r>
     </w:p>
     <w:p>
@@ -2878,15 +2934,15 @@
         <w:spacing w:line="240" w:lineRule="auto"/>
       </w:pPr>
       <w:r>
-        <w:t xml:space="preserve">      -d "{\"jsonrpc\":\"2.0\",\"id\":4,\"method\":\"tools/call\",\"params\":{\"name\":\"thaw_region\",\"arguments\":{\"region_name\":\"A\",\"password\":\"&lt;your </w:t>
-      </w:r>
-      <w:proofErr w:type="spellStart"/>
-      <w:r>
-        <w:t>MachineHash</w:t>
-      </w:r>
-      <w:proofErr w:type="spellEnd"/>
-      <w:r>
-        <w:t>&gt;\"}}}"</w:t>
+        <w:t xml:space="preserve">      -d "{\"jsonrpc\":\"2.0\",\"id\":4,\"method\":\"tools/call\",\"params\":{\"name\":\"thaw_region\",\"arguments\":{\"region_name\":\"A\",\"avatar\":\"First Last\",\"password\":\"&lt;password&gt;\"}}}"</w:t>
+      </w:r>
+      <w:proofErr w:type="spellStart"/>
+      <w:r>
+        <w:t/>
+      </w:r>
+      <w:proofErr w:type="spellEnd"/>
+      <w:r>
+        <w:t/>
       </w:r>
     </w:p>
     <w:p>

--- a/MCP.docx
+++ b/MCP.docx
@@ -1,6 +1,6 @@
 
 <file path=word/document.xml><?xml version="1.0" encoding="utf-8"?>
-<w:document xmlns:wpc="http://schemas.microsoft.com/office/word/2010/wordprocessingCanvas" xmlns:cx="http://schemas.microsoft.com/office/drawing/2014/chartex" xmlns:cx1="http://schemas.microsoft.com/office/drawing/2015/9/8/chartex" xmlns:cx2="http://schemas.microsoft.com/office/drawing/2015/10/21/chartex" xmlns:cx3="http://schemas.microsoft.com/office/drawing/2016/5/9/chartex" xmlns:cx4="http://schemas.microsoft.com/office/drawing/2016/5/10/chartex" xmlns:cx5="http://schemas.microsoft.com/office/drawing/2016/5/11/chartex" xmlns:cx6="http://schemas.microsoft.com/office/drawing/2016/5/12/chartex" xmlns:cx7="http://schemas.microsoft.com/office/drawing/2016/5/13/chartex" xmlns:cx8="http://schemas.microsoft.com/office/drawing/2016/5/14/chartex" xmlns:mc="http://schemas.openxmlformats.org/markup-compatibility/2006" xmlns:aink="http://schemas.microsoft.com/office/drawing/2016/ink" xmlns:am3d="http://schemas.microsoft.com/office/drawing/2017/model3d" xmlns:o="urn:schemas-microsoft-com:office:office" xmlns:oel="http://schemas.microsoft.com/office/2019/extlst" xmlns:r="http://schemas.openxmlformats.org/officeDocument/2006/relationships" xmlns:m="http://schemas.openxmlformats.org/officeDocument/2006/math" xmlns:v="urn:schemas-microsoft-com:vml" xmlns:wp14="http://schemas.microsoft.com/office/word/2010/wordprocessingDrawing" xmlns:wp="http://schemas.openxmlformats.org/drawingml/2006/wordprocessingDrawing" xmlns:w10="urn:schemas-microsoft-com:office:word" xmlns:w="http://schemas.openxmlformats.org/wordprocessingml/2006/main" xmlns:w14="http://schemas.microsoft.com/office/word/2010/wordml" xmlns:w15="http://schemas.microsoft.com/office/word/2012/wordml" xmlns:w16cei="http://schemas.microsoft.com/office/word/2026/wordml/cei" xmlns:w16cex="http://schemas.microsoft.com/office/word/2018/wordml/cex" xmlns:w16cid="http://schemas.microsoft.com/office/word/2016/wordml/cid" xmlns:w16="http://schemas.microsoft.com/office/word/2018/wordml" xmlns:w16du="http://schemas.microsoft.com/office/word/2023/wordml/word16du" xmlns:w16sdtdh="http://schemas.microsoft.com/office/word/2020/wordml/sdtdatahash" xmlns:w16sdtfl="http://schemas.microsoft.com/office/word/2024/wordml/sdtformatlock" xmlns:w16se="http://schemas.microsoft.com/office/word/2015/wordml/symex" xmlns:wpg="http://schemas.microsoft.com/office/word/2010/wordprocessingGroup" xmlns:wpi="http://schemas.microsoft.com/office/word/2010/wordprocessingInk" xmlns:wne="http://schemas.microsoft.com/office/word/2006/wordml" xmlns:wps="http://schemas.microsoft.com/office/word/2010/wordprocessingShape" mc:Ignorable="w14 w15 w16se w16cid w16 w16cex w16sdtdh w16sdtfl w16du wp14">
+<w:document xmlns:wpc="http://schemas.microsoft.com/office/word/2010/wordprocessingCanvas" xmlns:cx="http://schemas.microsoft.com/office/drawing/2014/chartex" xmlns:cx1="http://schemas.microsoft.com/office/drawing/2015/9/8/chartex" xmlns:cx2="http://schemas.microsoft.com/office/drawing/2015/10/21/chartex" xmlns:cx3="http://schemas.microsoft.com/office/drawing/2016/5/9/chartex" xmlns:cx4="http://schemas.microsoft.com/office/drawing/2016/5/10/chartex" xmlns:cx5="http://schemas.microsoft.com/office/drawing/2016/5/11/chartex" xmlns:cx6="http://schemas.microsoft.com/office/drawing/2016/5/12/chartex" xmlns:cx7="http://schemas.microsoft.com/office/drawing/2016/5/13/chartex" xmlns:cx8="http://schemas.microsoft.com/office/drawing/2016/5/14/chartex" xmlns:mc="http://schemas.openxmlformats.org/markup-compatibility/2006" xmlns:aink="http://schemas.microsoft.com/office/drawing/2016/ink" xmlns:am3d="http://schemas.microsoft.com/office/drawing/2017/model3d" xmlns:o="urn:schemas-microsoft-com:office:office" xmlns:oel="http://schemas.microsoft.com/office/2019/extlst" xmlns:r="http://schemas.openxmlformats.org/officeDocument/2006/relationships" xmlns:m="http://schemas.openxmlformats.org/officeDocument/2006/math" xmlns:v="urn:schemas-microsoft-com:vml" xmlns:wp14="http://schemas.microsoft.com/office/word/2010/wordprocessingDrawing" xmlns:wp="http://schemas.openxmlformats.org/drawingml/2006/wordprocessingDrawing" xmlns:w10="urn:schemas-microsoft-com:office:word" xmlns:w="http://schemas.openxmlformats.org/wordprocessingml/2006/main" xmlns:w14="http://schemas.microsoft.com/office/word/2010/wordml" xmlns:w15="http://schemas.microsoft.com/office/word/2012/wordml" xmlns:w16cex="http://schemas.microsoft.com/office/word/2018/wordml/cex" xmlns:w16cid="http://schemas.microsoft.com/office/word/2016/wordml/cid" xmlns:w16="http://schemas.microsoft.com/office/word/2018/wordml" xmlns:w16du="http://schemas.microsoft.com/office/word/2023/wordml/word16du" xmlns:w16sdtdh="http://schemas.microsoft.com/office/word/2020/wordml/sdtdatahash" xmlns:w16sdtfl="http://schemas.microsoft.com/office/word/2024/wordml/sdtformatlock" xmlns:w16se="http://schemas.microsoft.com/office/word/2015/wordml/symex" xmlns:wpg="http://schemas.microsoft.com/office/word/2010/wordprocessingGroup" xmlns:wpi="http://schemas.microsoft.com/office/word/2010/wordprocessingInk" xmlns:wne="http://schemas.microsoft.com/office/word/2006/wordml" xmlns:wps="http://schemas.microsoft.com/office/word/2010/wordprocessingShape" mc:Ignorable="w14 w15 w16se w16cid w16 w16cex w16sdtdh w16sdtfl w16du wp14">
   <w:body>
     <w:p>
       <w:pPr>
@@ -105,10 +105,7 @@
         <w:spacing w:line="240" w:lineRule="auto"/>
       </w:pPr>
       <w:r>
-        <w:t xml:space="preserve">You can </w:t>
-      </w:r>
-      <w:r>
-        <w:t>directly: check region status, start/stop/restart regions and services, run backups, and even speak out loud through the host's text-to-speech engine - including making the AI's voice play inside the virtual world itself.</w:t>
+        <w:t>You can directly: check region status, start/stop/restart regions and services, run backups, and even speak out loud through the host's text-to-speech engine - including making the AI's voice play inside the virtual world itself.</w:t>
       </w:r>
     </w:p>
     <w:p>
@@ -210,16 +207,7 @@
         <w:spacing w:line="240" w:lineRule="auto"/>
       </w:pPr>
       <w:r>
-        <w:t>Claude</w:t>
-      </w:r>
-      <w:r>
-        <w:t xml:space="preserve"> Code (the CLI) and </w:t>
-      </w:r>
-      <w:r>
-        <w:t>Claude</w:t>
-      </w:r>
-      <w:r>
-        <w:t xml:space="preserve"> Desktop both </w:t>
+        <w:t xml:space="preserve">Claude Code (the CLI) and Claude Desktop both </w:t>
       </w:r>
       <w:proofErr w:type="gramStart"/>
       <w:r>
@@ -227,13 +215,7 @@
       </w:r>
       <w:proofErr w:type="gramEnd"/>
       <w:r>
-        <w:t xml:space="preserve"> adding a remote MCP server by URL. The exact steps depend on which </w:t>
-      </w:r>
-      <w:r>
-        <w:t>Claude</w:t>
-      </w:r>
-      <w:r>
-        <w:t xml:space="preserve"> product you're using:</w:t>
+        <w:t xml:space="preserve"> adding a remote MCP server by URL. The exact steps depend on which Claude product you're using:</w:t>
       </w:r>
     </w:p>
     <w:p>
@@ -248,13 +230,7 @@
         <w:rPr>
           <w:rFonts w:eastAsia="Times New Roman"/>
         </w:rPr>
-        <w:t>CLAUDE</w:t>
-      </w:r>
-      <w:r>
-        <w:rPr>
-          <w:rFonts w:eastAsia="Times New Roman"/>
-        </w:rPr>
-        <w:t xml:space="preserve"> CODE (CLI)</w:t>
+        <w:t>CLAUDE CODE (CLI)</w:t>
       </w:r>
     </w:p>
     <w:p>
@@ -438,13 +414,7 @@
         </w:rPr>
       </w:pPr>
       <w:r>
-        <w:t xml:space="preserve">In </w:t>
-      </w:r>
-      <w:r>
-        <w:t xml:space="preserve"> </w:t>
-      </w:r>
-      <w:r>
-        <w:t xml:space="preserve">Claude, type </w:t>
+        <w:t xml:space="preserve">In  Claude, type </w:t>
       </w:r>
       <w:r>
         <w:rPr>
@@ -486,6 +456,9 @@
         <w:spacing w:line="240" w:lineRule="auto"/>
       </w:pPr>
       <w:r>
+        <w:rPr>
+          <w:noProof/>
+        </w:rPr>
         <w:drawing>
           <wp:inline distT="0" distB="0" distL="0" distR="0" wp14:anchorId="45D6CFCB" wp14:editId="5CEE748A">
             <wp:extent cx="7440063" cy="2581635"/>
@@ -659,16 +632,14 @@
       </w:pPr>
       <w:r>
         <w:t>- disable_region - disable a region</w:t>
+      </w:r>
+      <w:r>
         <w:br/>
         <w:t>- region_config_changed - tell the service a region's .ini was edited on disk</w:t>
+      </w:r>
+      <w:r>
         <w:br/>
-        <w:t>- freeze_region</w:t>
-      </w:r>
-      <w:proofErr w:type="spellStart"/>
-      <w:r/>
-      <w:proofErr w:type="spellEnd"/>
-      <w:r>
-        <w:t xml:space="preserve"> — freeze a region</w:t>
+        <w:t>- freeze_region — freeze a region</w:t>
       </w:r>
     </w:p>
     <w:p>
@@ -853,25 +824,31 @@
         <w:spacing w:line="240" w:lineRule="auto"/>
       </w:pPr>
       <w:r>
-        <w:t>- start_database / stop_database</w:t>
-      </w:r>
-      <w:proofErr w:type="spellStart"/>
-      <w:r/>
-      <w:proofErr w:type="spellEnd"/>
-      <w:r/>
-      <w:proofErr w:type="spellStart"/>
-      <w:r/>
-      <w:proofErr w:type="spellEnd"/>
-    </w:p>
-    <w:p>
-      <w:pPr>
-        <w:spacing w:line="240" w:lineRule="auto"/>
-      </w:pPr>
-      <w:r>
         <w:t xml:space="preserve">- </w:t>
       </w:r>
       <w:proofErr w:type="spellStart"/>
       <w:r>
+        <w:t>start_database</w:t>
+      </w:r>
+      <w:proofErr w:type="spellEnd"/>
+      <w:r>
+        <w:t xml:space="preserve"> / </w:t>
+      </w:r>
+      <w:proofErr w:type="spellStart"/>
+      <w:r>
+        <w:t>stop_database</w:t>
+      </w:r>
+      <w:proofErr w:type="spellEnd"/>
+    </w:p>
+    <w:p>
+      <w:pPr>
+        <w:spacing w:line="240" w:lineRule="auto"/>
+      </w:pPr>
+      <w:r>
+        <w:t xml:space="preserve">- </w:t>
+      </w:r>
+      <w:proofErr w:type="spellStart"/>
+      <w:r>
         <w:t>start_icecast</w:t>
       </w:r>
       <w:proofErr w:type="spellEnd"/>
@@ -902,25 +879,31 @@
         <w:spacing w:line="240" w:lineRule="auto"/>
       </w:pPr>
       <w:r>
-        <w:t>- install_dreamgrid_service / delete_dreamgrid_service</w:t>
-      </w:r>
-      <w:proofErr w:type="spellStart"/>
-      <w:r/>
-      <w:proofErr w:type="spellEnd"/>
-      <w:r/>
-      <w:proofErr w:type="spellStart"/>
-      <w:r/>
-      <w:proofErr w:type="spellEnd"/>
-    </w:p>
-    <w:p>
-      <w:pPr>
-        <w:spacing w:line="240" w:lineRule="auto"/>
-      </w:pPr>
-      <w:r>
         <w:t xml:space="preserve">- </w:t>
       </w:r>
       <w:proofErr w:type="spellStart"/>
       <w:r>
+        <w:t>install_dreamgrid_service</w:t>
+      </w:r>
+      <w:proofErr w:type="spellEnd"/>
+      <w:r>
+        <w:t xml:space="preserve"> / </w:t>
+      </w:r>
+      <w:proofErr w:type="spellStart"/>
+      <w:r>
+        <w:t>delete_dreamgrid_service</w:t>
+      </w:r>
+      <w:proofErr w:type="spellEnd"/>
+    </w:p>
+    <w:p>
+      <w:pPr>
+        <w:spacing w:line="240" w:lineRule="auto"/>
+      </w:pPr>
+      <w:r>
+        <w:t xml:space="preserve">- </w:t>
+      </w:r>
+      <w:proofErr w:type="spellStart"/>
+      <w:r>
         <w:t>start_dreamgrid_service</w:t>
       </w:r>
       <w:proofErr w:type="spellEnd"/>
@@ -989,12 +972,15 @@
       <w:proofErr w:type="spellEnd"/>
       <w:r>
         <w:t xml:space="preserve"> — text-to-speech saved to file, reports back the URL.</w:t>
+      </w:r>
+      <w:r>
         <w:br/>
         <w:t>- list_voices - list the SAPI5 voices installed on the host</w:t>
+      </w:r>
+      <w:r>
         <w:br/>
         <w:t>- read_logs - read and summarise the DreamGrid/region log files</w:t>
       </w:r>
-      <w:r/>
     </w:p>
     <w:p>
       <w:pPr>
@@ -1013,99 +999,93 @@
         <w:rPr>
           <w:rFonts w:eastAsia="Times New Roman"/>
         </w:rPr>
-        <w:t>CLAUDE</w:t>
-      </w:r>
+        <w:t>CLAUDE DESKTOP</w:t>
+      </w:r>
+    </w:p>
+    <w:p>
+      <w:pPr>
+        <w:spacing w:line="240" w:lineRule="auto"/>
+      </w:pPr>
+      <w:r>
+        <w:t>Open Settings -&gt; Connectors (or Developer -&gt; Edit Config, depending</w:t>
+      </w:r>
+    </w:p>
+    <w:p>
+      <w:pPr>
+        <w:spacing w:line="240" w:lineRule="auto"/>
+      </w:pPr>
+      <w:r>
+        <w:t xml:space="preserve">on your </w:t>
+      </w:r>
+      <w:r>
+        <w:t>Claude</w:t>
+      </w:r>
+      <w:r>
+        <w:t xml:space="preserve"> Desktop version) and add a custom connector:</w:t>
+      </w:r>
+    </w:p>
+    <w:p>
+      <w:pPr>
+        <w:spacing w:line="240" w:lineRule="auto"/>
+      </w:pPr>
+      <w:r>
+        <w:t>    Name: DreamGrid</w:t>
+      </w:r>
+    </w:p>
+    <w:p>
+      <w:pPr>
+        <w:spacing w:line="240" w:lineRule="auto"/>
+      </w:pPr>
+      <w:r>
+        <w:t>    URL:  http://&lt;your-host&gt;:&lt;port&gt;/mcp</w:t>
+      </w:r>
+    </w:p>
+    <w:p>
+      <w:pPr>
+        <w:spacing w:line="240" w:lineRule="auto"/>
+      </w:pPr>
       <w:r>
         <w:rPr>
           <w:rFonts w:eastAsia="Times New Roman"/>
         </w:rPr>
-        <w:t xml:space="preserve"> DESKTOP</w:t>
-      </w:r>
-    </w:p>
-    <w:p>
-      <w:pPr>
-        <w:spacing w:line="240" w:lineRule="auto"/>
-      </w:pPr>
-      <w:r>
-        <w:t>Open Settings -&gt; Connectors (or Developer -&gt; Edit Config, depending</w:t>
-      </w:r>
-    </w:p>
-    <w:p>
-      <w:pPr>
-        <w:spacing w:line="240" w:lineRule="auto"/>
-      </w:pPr>
-      <w:r>
-        <w:t xml:space="preserve">on your </w:t>
+        <w:br w:type="page"/>
+      </w:r>
+      <w:r>
+        <w:t xml:space="preserve">Save and restart </w:t>
       </w:r>
       <w:r>
         <w:t>Claude</w:t>
       </w:r>
       <w:r>
-        <w:t xml:space="preserve"> Desktop version) and add a custom connector:</w:t>
-      </w:r>
-    </w:p>
-    <w:p>
-      <w:pPr>
-        <w:spacing w:line="240" w:lineRule="auto"/>
-      </w:pPr>
-      <w:r>
-        <w:t>    Name: DreamGrid</w:t>
-      </w:r>
-    </w:p>
-    <w:p>
-      <w:pPr>
-        <w:spacing w:line="240" w:lineRule="auto"/>
-      </w:pPr>
-      <w:r>
-        <w:t>    URL:  http://&lt;your-host&gt;:&lt;port&gt;/mcp</w:t>
-      </w:r>
-    </w:p>
-    <w:p>
-      <w:pPr>
-        <w:spacing w:line="240" w:lineRule="auto"/>
-      </w:pPr>
-      <w:r>
-        <w:rPr>
-          <w:rFonts w:eastAsia="Times New Roman"/>
-        </w:rPr>
-        <w:br w:type="page"/>
-      </w:r>
-      <w:r>
-        <w:t xml:space="preserve">Save and restart </w:t>
+        <w:t xml:space="preserve"> Desktop. The DreamGrid tools will then show up in the tool picker for any conversation.</w:t>
+      </w:r>
+    </w:p>
+    <w:p>
+      <w:pPr>
+        <w:spacing w:line="240" w:lineRule="auto"/>
+      </w:pPr>
+      <w:r>
+        <w:t xml:space="preserve">Here is the </w:t>
       </w:r>
       <w:r>
         <w:t>Claude</w:t>
       </w:r>
       <w:r>
-        <w:t xml:space="preserve"> Desktop. The DreamGrid tools will then show up in the tool picker for any conversation.</w:t>
-      </w:r>
-    </w:p>
-    <w:p>
-      <w:pPr>
-        <w:spacing w:line="240" w:lineRule="auto"/>
-      </w:pPr>
-      <w:r>
-        <w:t xml:space="preserve">Here is the </w:t>
-      </w:r>
-      <w:r>
-        <w:t>Claude</w:t>
-      </w:r>
-      <w:r>
-        <w:t xml:space="preserve"> “list regions” command</w:t>
-      </w:r>
-      <w:r>
-        <w:t> </w:t>
-      </w:r>
-    </w:p>
-    <w:p>
-      <w:pPr>
-        <w:spacing w:line="240" w:lineRule="auto"/>
-      </w:pPr>
-      <w:r>
+        <w:t xml:space="preserve"> “list regions” command </w:t>
+      </w:r>
+    </w:p>
+    <w:p>
+      <w:pPr>
+        <w:spacing w:line="240" w:lineRule="auto"/>
+      </w:pPr>
+      <w:r>
+        <w:rPr>
+          <w:noProof/>
+        </w:rPr>
         <w:drawing>
-          <wp:inline distT="0" distB="0" distL="0" distR="0" wp14:anchorId="15D61C45" wp14:editId="520746E0">
-            <wp:extent cx="10450383" cy="5839640"/>
-            <wp:effectExtent l="0" t="0" r="8255" b="8890"/>
+          <wp:inline distT="0" distB="0" distL="0" distR="0" wp14:anchorId="15D61C45" wp14:editId="4F1974CA">
+            <wp:extent cx="6407358" cy="3580411"/>
+            <wp:effectExtent l="0" t="0" r="0" b="1270"/>
             <wp:docPr id="514235990" name="Picture 1"/>
             <wp:cNvGraphicFramePr>
               <a:graphicFrameLocks xmlns:a="http://schemas.openxmlformats.org/drawingml/2006/main" noChangeAspect="1"/>
@@ -1126,7 +1106,7 @@
                   <pic:spPr>
                     <a:xfrm>
                       <a:off x="0" y="0"/>
-                      <a:ext cx="10450383" cy="5839640"/>
+                      <a:ext cx="6428550" cy="3592253"/>
                     </a:xfrm>
                     <a:prstGeom prst="rect">
                       <a:avLst/>
@@ -1174,10 +1154,13 @@
         <w:spacing w:line="240" w:lineRule="auto"/>
       </w:pPr>
       <w:r>
+        <w:rPr>
+          <w:noProof/>
+        </w:rPr>
         <w:drawing>
-          <wp:inline distT="0" distB="0" distL="0" distR="0" wp14:anchorId="158219A9" wp14:editId="3B1F1FD8">
-            <wp:extent cx="10269383" cy="5934903"/>
-            <wp:effectExtent l="0" t="0" r="0" b="8890"/>
+          <wp:inline distT="0" distB="0" distL="0" distR="0" wp14:anchorId="158219A9" wp14:editId="0DBA8716">
+            <wp:extent cx="6477989" cy="3743773"/>
+            <wp:effectExtent l="0" t="0" r="0" b="9525"/>
             <wp:docPr id="2110011993" name="Picture 1"/>
             <wp:cNvGraphicFramePr>
               <a:graphicFrameLocks xmlns:a="http://schemas.openxmlformats.org/drawingml/2006/main" noChangeAspect="1"/>
@@ -1198,7 +1181,7 @@
                   <pic:spPr>
                     <a:xfrm>
                       <a:off x="0" y="0"/>
-                      <a:ext cx="10269383" cy="5934903"/>
+                      <a:ext cx="6492956" cy="3752423"/>
                     </a:xfrm>
                     <a:prstGeom prst="rect">
                       <a:avLst/>
@@ -1258,95 +1241,47 @@
         <w:spacing w:line="240" w:lineRule="auto"/>
       </w:pPr>
       <w:r>
-        <w:t xml:space="preserve">- Listing the tools needs no password. Every tool call needs one: pass "avatar" and "password" with each call. This is true for the read-only tools as well (region_status, region_list, read_logs, list_voices) and for speech.</w:t>
-      </w:r>
-      <w:proofErr w:type="spellStart"/>
-      <w:r>
-        <w:t/>
-      </w:r>
-      <w:proofErr w:type="spellEnd"/>
-      <w:r>
-        <w:t xml:space="preserve"/>
-      </w:r>
-      <w:proofErr w:type="spellStart"/>
-      <w:r>
-        <w:t/>
-      </w:r>
-      <w:proofErr w:type="spellEnd"/>
-      <w:r>
-        <w:t xml:space="preserve"/>
-      </w:r>
-    </w:p>
-    <w:p>
-      <w:pPr>
-        <w:spacing w:line="240" w:lineRule="auto"/>
-      </w:pPr>
-      <w:r>
-        <w:t xml:space="preserve">- The avatar must be a grid administrator: user level 200 or more. Use that avatar’s own name and login password. The grid’s MachineHash is no longer accepted on /mcp. A call with no name and password, or from an avatar below level 200, is rejected ("NAK ... needs 'avatar' and 'password' of a grid administrator (user level 200 or more)").</w:t>
+        <w:t xml:space="preserve">- Listing the tools needs no password. Every tool call needs one: pass "avatar" and "password" with each call. This is true for the read-only tools as well (region_status, region_list, read_logs, </w:t>
+      </w:r>
+      <w:proofErr w:type="spellStart"/>
+      <w:r>
+        <w:t>list_voices</w:t>
+      </w:r>
+      <w:proofErr w:type="spellEnd"/>
+      <w:r>
+        <w:t>) and for speech.</w:t>
+      </w:r>
+    </w:p>
+    <w:p>
+      <w:pPr>
+        <w:spacing w:line="240" w:lineRule="auto"/>
+      </w:pPr>
+      <w:r>
+        <w:t>- The avatar must be a grid administrator: user level 200 or more. Use that avatar’s own name and login password. The grid’s MachineHash is no longer accepted on /mcp. A call with no name and password, or from an avatar below level 200, is rejected ("NAK ... needs 'avatar' and 'password' of a grid administrator (user level 200 or more)").</w:t>
+      </w:r>
+    </w:p>
+    <w:p>
+      <w:pPr>
+        <w:spacing w:line="240" w:lineRule="auto"/>
+      </w:pPr>
+      <w:r>
+        <w:t xml:space="preserve">- Five wrong passwords for one avatar name within 10 minutes lock that name for 10 minutes. The lock is written </w:t>
       </w:r>
       <w:proofErr w:type="gramStart"/>
       <w:r>
-        <w:t/>
+        <w:t>to</w:t>
       </w:r>
       <w:proofErr w:type="gramEnd"/>
       <w:r>
-        <w:t xml:space="preserve"/>
-      </w:r>
-      <w:proofErr w:type="spellStart"/>
-      <w:r>
-        <w:t/>
-      </w:r>
-      <w:proofErr w:type="spellEnd"/>
-      <w:r>
-        <w:t xml:space="preserve"/>
-      </w:r>
-    </w:p>
-    <w:p>
-      <w:pPr>
-        <w:spacing w:line="240" w:lineRule="auto"/>
-      </w:pPr>
-      <w:r>
-        <w:t xml:space="preserve">- Five wrong passwords for one avatar name within 10 minutes lock that name for 10 minutes. The lock is written to the DreamGrid error log.</w:t>
-      </w:r>
-      <w:proofErr w:type="gramStart"/>
-      <w:r>
-        <w:t/>
-      </w:r>
-      <w:proofErr w:type="gramEnd"/>
-      <w:r>
-        <w:t xml:space="preserve"/>
-      </w:r>
-      <w:proofErr w:type="spellStart"/>
-      <w:r>
-        <w:t/>
-      </w:r>
-      <w:proofErr w:type="spellEnd"/>
-      <w:r>
-        <w:t xml:space="preserve"/>
-      </w:r>
-    </w:p>
-    <w:p>
-      <w:pPr>
-        <w:spacing w:line="240" w:lineRule="auto"/>
-      </w:pPr>
-      <w:r>
-        <w:t xml:space="preserve">- Tell Claude which avatar name and password to use. It sends them with each call.</w:t>
-      </w:r>
-      <w:proofErr w:type="gramStart"/>
-      <w:r>
-        <w:t/>
-      </w:r>
-      <w:proofErr w:type="gramEnd"/>
-      <w:r>
-        <w:t xml:space="preserve"/>
-      </w:r>
-      <w:proofErr w:type="spellStart"/>
-      <w:r>
-        <w:t/>
-      </w:r>
-      <w:proofErr w:type="spellEnd"/>
-      <w:r>
-        <w:t xml:space="preserve"/>
+        <w:t xml:space="preserve"> the DreamGrid error log.</w:t>
+      </w:r>
+    </w:p>
+    <w:p>
+      <w:pPr>
+        <w:spacing w:line="240" w:lineRule="auto"/>
+      </w:pPr>
+      <w:r>
+        <w:t>- Tell Claude which avatar name and password to use. It sends them with each call.</w:t>
       </w:r>
     </w:p>
     <w:p>
@@ -1467,7 +1402,7 @@
         <w:spacing w:line="240" w:lineRule="auto"/>
       </w:pPr>
       <w:r>
-        <w:t xml:space="preserve">      avatar, password (required) - the name and password of a grid administrator.</w:t>
+        <w:t>      avatar, password (required) - the name and password of a grid administrator.</w:t>
       </w:r>
     </w:p>
     <w:p>
@@ -1518,7 +1453,7 @@
         <w:br w:type="page"/>
       </w:r>
       <w:r>
-        <w:t xml:space="preserve">    Arguments: same as "speak" (text, avatar and password required; voice and sex optional).</w:t>
+        <w:t>    Arguments: same as "speak" (text, avatar and password required; voice and sex optional).</w:t>
       </w:r>
     </w:p>
     <w:p>
@@ -1541,20 +1476,7 @@
         <w:rPr>
           <w:rFonts w:eastAsia="Times New Roman"/>
         </w:rPr>
-        <w:t xml:space="preserve">REGION INFORMATION (read-only - needs avatar/password)</w:t>
-      </w:r>
-      <w:r>
-        <w:rPr>
-          <w:rStyle w:val="Heading3Char"/>
-          <w:rFonts w:ascii="Verdana" w:eastAsia="Times New Roman" w:hAnsi="Verdana"/>
-        </w:rPr>
-        <w:t/>
-      </w:r>
-      <w:r>
-        <w:rPr>
-          <w:rFonts w:eastAsia="Times New Roman"/>
-        </w:rPr>
-        <w:t xml:space="preserve"/>
+        <w:t>REGION INFORMATION (read-only - needs avatar/password)</w:t>
       </w:r>
     </w:p>
     <w:p>
@@ -1604,23 +1526,7 @@
         <w:spacing w:line="240" w:lineRule="auto"/>
       </w:pPr>
       <w:r>
-        <w:t xml:space="preserve">    Arguments: region_name OR region_uuid (one required), avatar, password.</w:t>
-      </w:r>
-      <w:proofErr w:type="spellStart"/>
-      <w:r>
-        <w:t/>
-      </w:r>
-      <w:proofErr w:type="spellEnd"/>
-      <w:r>
-        <w:t xml:space="preserve"/>
-      </w:r>
-      <w:proofErr w:type="spellStart"/>
-      <w:r>
-        <w:t/>
-      </w:r>
-      <w:proofErr w:type="spellEnd"/>
-      <w:r>
-        <w:t xml:space="preserve"/>
+        <w:t>    Arguments: region_name OR region_uuid (one required), avatar, password.</w:t>
       </w:r>
     </w:p>
     <w:p>
@@ -1676,7 +1582,7 @@
         <w:spacing w:line="240" w:lineRule="auto"/>
       </w:pPr>
       <w:r>
-        <w:t xml:space="preserve">    Arguments (avatar and password are required; the rest are optional):</w:t>
+        <w:t>    Arguments (avatar and password are required; the rest are optional):</w:t>
       </w:r>
     </w:p>
     <w:p>
@@ -2431,20 +2337,24 @@
       </w:pPr>
       <w:proofErr w:type="spellStart"/>
       <w:r>
-        <w:t>start_database / stop_database</w:t>
-      </w:r>
-      <w:proofErr w:type="spellEnd"/>
-      <w:r/>
-      <w:proofErr w:type="spellStart"/>
-      <w:r/>
-      <w:proofErr w:type="spellEnd"/>
-    </w:p>
-    <w:p>
-      <w:pPr>
-        <w:spacing w:line="240" w:lineRule="auto"/>
-      </w:pPr>
-      <w:r>
-        <w:t xml:space="preserve">    Starts or stops the active database engine (MySQL or MariaDb, per the Database settings switch).</w:t>
+        <w:t>start_database</w:t>
+      </w:r>
+      <w:proofErr w:type="spellEnd"/>
+      <w:r>
+        <w:t xml:space="preserve"> / </w:t>
+      </w:r>
+      <w:proofErr w:type="spellStart"/>
+      <w:r>
+        <w:t>stop_database</w:t>
+      </w:r>
+      <w:proofErr w:type="spellEnd"/>
+    </w:p>
+    <w:p>
+      <w:pPr>
+        <w:spacing w:line="240" w:lineRule="auto"/>
+      </w:pPr>
+      <w:r>
+        <w:t>    Starts or stops the active database engine (MySQL or MariaDb, per the Database settings switch).</w:t>
       </w:r>
     </w:p>
     <w:p>
@@ -2757,39 +2667,7 @@
         <w:spacing w:line="240" w:lineRule="auto"/>
       </w:pPr>
       <w:r>
-        <w:t xml:space="preserve">      -d "{\"jsonrpc\":\"2.0\",\"id\":2,\"method\":\"tools/call\",\"params\":{\"name\":\"region_status\",\"arguments\":{\"region_name\":\"A\",\"avatar\":\"First Last\",\"password\":\"&lt;password&gt;\"}}}"</w:t>
-      </w:r>
-      <w:proofErr w:type="gramStart"/>
-      <w:r>
-        <w:t/>
-      </w:r>
-      <w:proofErr w:type="gramEnd"/>
-      <w:r>
-        <w:t/>
-      </w:r>
-      <w:proofErr w:type="gramStart"/>
-      <w:r>
-        <w:t/>
-      </w:r>
-      <w:proofErr w:type="gramEnd"/>
-      <w:r>
-        <w:t/>
-      </w:r>
-      <w:proofErr w:type="gramStart"/>
-      <w:r>
-        <w:t/>
-      </w:r>
-      <w:proofErr w:type="gramEnd"/>
-      <w:r>
-        <w:t/>
-      </w:r>
-      <w:proofErr w:type="gramStart"/>
-      <w:r>
-        <w:t/>
-      </w:r>
-      <w:proofErr w:type="gramEnd"/>
-      <w:r>
-        <w:t/>
+        <w:t>      -d "{\"jsonrpc\":\"2.0\",\"id\":2,\"method\":\"tools/call\",\"params\":{\"name\":\"region_status\",\"arguments\":{\"region_name\":\"A\",\"avatar\":\"First Last\",\"password\":\"&lt;password&gt;\"}}}"</w:t>
       </w:r>
     </w:p>
     <w:p>
@@ -2845,56 +2723,23 @@
         <w:spacing w:line="240" w:lineRule="auto"/>
       </w:pPr>
       <w:r>
-        <w:t xml:space="preserve">      -d "{\"jsonrpc\":\"2.0\",\"id\":3,\"method\":\"tools/call\",\"params\":{\"name\":\"speak\",\"arguments\":{\"text\":\"Hello from DreamGrid\",\"sex\":\"M\",\"avatar\":\"First Last\",\"password\":\"&lt;password&gt;\"}}}"</w:t>
-      </w:r>
-    </w:p>
-    <w:p>
-      <w:pPr>
-        <w:spacing w:line="240" w:lineRule="auto"/>
-      </w:pPr>
-      <w:r>
-        <w:t> </w:t>
-      </w:r>
-    </w:p>
-    <w:p>
-      <w:pPr>
-        <w:spacing w:line="240" w:lineRule="auto"/>
-      </w:pPr>
-      <w:r>
-        <w:t xml:space="preserve">Thaw a suspended region. Like every call, it needs the name and password of a grid administrator (user level 200 or more):</w:t>
-      </w:r>
-      <w:proofErr w:type="spellStart"/>
-      <w:r>
-        <w:t/>
-      </w:r>
-      <w:proofErr w:type="spellEnd"/>
-      <w:r>
-        <w:t xml:space="preserve"/>
-      </w:r>
-      <w:r>
-        <w:t xml:space="preserve"/>
-      </w:r>
-      <w:r>
-        <w:t/>
-      </w:r>
-      <w:r>
-        <w:t xml:space="preserve"/>
-      </w:r>
-      <w:proofErr w:type="spellStart"/>
-      <w:r>
-        <w:t/>
-      </w:r>
-      <w:proofErr w:type="spellEnd"/>
-      <w:r>
-        <w:t xml:space="preserve"/>
-      </w:r>
-      <w:proofErr w:type="spellStart"/>
-      <w:r>
-        <w:t/>
-      </w:r>
-      <w:proofErr w:type="spellEnd"/>
-      <w:r>
-        <w:t xml:space="preserve"/>
+        <w:t>      -d "{\"jsonrpc\":\"2.0\",\"id\":3,\"method\":\"tools/call\",\"params\":{\"name\":\"speak\",\"arguments\":{\"text\":\"Hello from DreamGrid\",\"sex\":\"M\",\"avatar\":\"First Last\",\"password\":\"&lt;password&gt;\"}}}"</w:t>
+      </w:r>
+    </w:p>
+    <w:p>
+      <w:pPr>
+        <w:spacing w:line="240" w:lineRule="auto"/>
+      </w:pPr>
+      <w:r>
+        <w:t> </w:t>
+      </w:r>
+    </w:p>
+    <w:p>
+      <w:pPr>
+        <w:spacing w:line="240" w:lineRule="auto"/>
+      </w:pPr>
+      <w:r>
+        <w:t>Thaw a suspended region. Like every call, it needs the name and password of a grid administrator (user level 200 or more):</w:t>
       </w:r>
     </w:p>
     <w:p>
@@ -2934,15 +2779,7 @@
         <w:spacing w:line="240" w:lineRule="auto"/>
       </w:pPr>
       <w:r>
-        <w:t xml:space="preserve">      -d "{\"jsonrpc\":\"2.0\",\"id\":4,\"method\":\"tools/call\",\"params\":{\"name\":\"thaw_region\",\"arguments\":{\"region_name\":\"A\",\"avatar\":\"First Last\",\"password\":\"&lt;password&gt;\"}}}"</w:t>
-      </w:r>
-      <w:proofErr w:type="spellStart"/>
-      <w:r>
-        <w:t/>
-      </w:r>
-      <w:proofErr w:type="spellEnd"/>
-      <w:r>
-        <w:t/>
+        <w:t>      -d "{\"jsonrpc\":\"2.0\",\"id\":4,\"method\":\"tools/call\",\"params\":{\"name\":\"thaw_region\",\"arguments\":{\"region_name\":\"A\",\"avatar\":\"First Last\",\"password\":\"&lt;password&gt;\"}}}"</w:t>
       </w:r>
     </w:p>
     <w:p>
@@ -3415,6 +3252,7 @@
   <w:style w:type="character" w:default="1" w:styleId="DefaultParagraphFont">
     <w:name w:val="Default Paragraph Font"/>
     <w:uiPriority w:val="1"/>
+    <w:semiHidden/>
     <w:unhideWhenUsed/>
   </w:style>
   <w:style w:type="table" w:default="1" w:styleId="TableNormal">
